--- a/report/McDonalds_Topic_Modeling_Report.docx
+++ b/report/McDonalds_Topic_Modeling_Report.docx
@@ -28,7 +28,7 @@
           <w:sz w:val="18"/>
           <w:szCs w:val="18"/>
         </w:rPr>
-        <w:t xml:space="preserve">Report — LDA Topic Modelling  |  Author: Abubakar Oluwatobi</w:t>
+        <w:t xml:space="preserve">Report — LDA Topic Modelling  |  Group: C3 Data Science AI/ML 006</w:t>
       </w:r>
     </w:p>
     <w:p>
